--- a/zaini_case_audit_output/outputs/word/documents/187_عقد البيع 1431-9-20 حصص الشيخ احمد زيني رحمه الله في شركة احمد زيني التجارية الى.docx
+++ b/zaini_case_audit_output/outputs/word/documents/187_عقد البيع 1431-9-20 حصص الشيخ احمد زيني رحمه الله في شركة احمد زيني التجارية الى.docx
@@ -51,6 +51,20 @@
           <w:i/>
         </w:rPr>
         <w:t>[مخرج آلي / Script Output - سماوي]  [مخرج آلي يحتاج مراجعة بشرية - وردي]</w:t>
+      </w:r>
+    </w:p>
+    <w:p>
+      <w:pPr>
+        <w:jc w:val="right"/>
+        <w:bidi/>
+      </w:pPr>
+      <w:r>
+        <w:rPr>
+          <w:b w:val="0"/>
+          <w:i/>
+          <w:color w:val="C00000"/>
+        </w:rPr>
+        <w:t>[نص ممسوح OCR صُحِّح ترتيبه آلياً — قد يحتوي أخطاء طفيفة]</w:t>
       </w:r>
     </w:p>
     <w:p/>
@@ -116,7 +130,7 @@
           <w:b w:val="0"/>
           <w:i w:val="0"/>
         </w:rPr>
-        <w:t>الطرف الثاني / أسامه أحمد زيني</w:t>
+        <w:t>ينيز دمحأ هماسأ / يناثلا فرطلا</w:t>
       </w:r>
     </w:p>
     <w:p>
@@ -207,7 +221,7 @@
           <w:b w:val="0"/>
           <w:i w:val="0"/>
         </w:rPr>
-        <w:t>ثالثا : قام الطرف الثاني بأعمال خاصة كلفة بها الطرف الأول والمتمثلة في : -1- إنشاء المجمع السكني للعائلة والإشراف على تمويله والإشراف على السكن الخاص للطرف الأول بالكامل .</w:t>
+        <w:t>. لماكلاب لوألا فرطلل صاخلا نكسلا ىلع فارشإلاو هليومت ىلع فارشإلاو ةلئاعلل ينكسلا عمجملا ءاشنإ -1- : يف ةلثمتملاو لوألا فرطلا اهب ةفلك ةصاخ لامعأب يناثلا فرطلا ماق : اثلاث</w:t>
       </w:r>
     </w:p>
     <w:p>
@@ -220,7 +234,7 @@
           <w:b w:val="0"/>
           <w:i w:val="0"/>
         </w:rPr>
-        <w:t>2- إدارة المحافظة المالية والإشراف عليها وتحصيل الناتج عنها . إشراف المباشر على جميع احتياجات الأسرة وأي تكليف مباشر بخصوصها</w:t>
+        <w:t>اهصوصخب رشابم فيلكت يأو ةرسألا تاجايتحا عيمج ىلع رشابملا فارشإ . اهنع جتانلا ليصحتو اهيلع فارشإلاو ةيلاملا ةظفاحملا ةرادإ 2-</w:t>
       </w:r>
     </w:p>
     <w:p>
@@ -246,7 +260,7 @@
           <w:b w:val="0"/>
           <w:i w:val="0"/>
         </w:rPr>
-        <w:t>4 الإشراف المباشر على المشاريع العقارية سواء المساهمات أو المشاركات . -5- تأسيس شركات مدخولة في استثمارات وتعاقدات . 6 إدارة المحافظة الاستثمارية في البنوك أو الشركات</w:t>
+        <w:t>تاكرشلا وأ كونبلا يف ةيرامثتسالا ةظفاحملا ةرادإ 6 . تادقاعتو تارامثتسا يف ةلوخدم تاكرش سيسأت -5- . تاكراشملا وأ تامهاسملا ءاوس ةيراقعلا عيراشملا ىلع رشابملا فارشإلا 4</w:t>
       </w:r>
     </w:p>
     <w:p>
@@ -272,7 +286,7 @@
           <w:b w:val="0"/>
           <w:i w:val="0"/>
         </w:rPr>
-        <w:t>وحيث أن الطرف الثاني لم يتقاضى نظير ذلك وما يقابله طيلة السنوات المشار إليها ولم يستلم مستحقاته بصفته شريك ومدير عاماً للشركات ولما يقوم به الطرف الثاني من الأعمال المشار إليها في التمهيد وحفاظاً على هذه الشركة وعلاقاتها في الداخل والخارج فقد اتفق الطرفان وهما بكامل الأهلية المعتبرة على</w:t>
+        <w:t>ىلع ةربتعملا ةيلهألا لماكب امهو نافرطلا قفتا دقف جراخلاو لخادلا يف اهتاقالعو ةكرشلا هذه ىلع ًاظافحو ديهمتلا يف اهيلإ راشملا لامعألا نم يناثلا فرطلا هب موقي املو تاكرشلل ًاماع ريدمو كيرش هتفصب هتاقحتسم ملتسي ملو اهيلإ راشملا تاونسلا ةليط هلباقي امو كلذ ريظن ىضاقتي مل يناثلا فرطلا نأ ثيحو</w:t>
       </w:r>
     </w:p>
     <w:p>
@@ -324,7 +338,7 @@
           <w:b w:val="0"/>
           <w:i w:val="0"/>
         </w:rPr>
-        <w:t>ثالثاً: يقر الطرف الأول باحتساب أجرة الطرف الثاني خلال الثلاثين عاماً بواقع مليونين وستمائة ألف ريال لكل سنة ويكون المبلغ الإجمالي ثمانيه وسبعون مليون</w:t>
+        <w:t>نويلم نوعبسو هينامث يلامجإلا غلبملا نوكيو ةنس لكل لاير فلأ ةئامتسو نينويلم عقاوب ًاماع نيثالثلا لالخ يناثلا فرطلا ةرجأ باستحاب لوألا فرطلا رقي :ًاثلاث</w:t>
       </w:r>
     </w:p>
     <w:p>
@@ -350,7 +364,7 @@
           <w:b w:val="0"/>
           <w:i w:val="0"/>
         </w:rPr>
-        <w:t>رابعاً: يقوم الطرف الثاني بتسديد المبلغ المتبقي على طريقة الأقساط لمدة عشر سنوات بواقع مليونين ريال لكل سنة تدفع بداية كل سنة هجرية.</w:t>
+        <w:t>.ةيرجه ةنس لك ةيادب عفدت ةنس لكل لاير نينويلم عقاوب تاونس رشع ةدمل طاسقألا ةقيرط ىلع يقبتملا غلبملا ديدستب يناثلا فرطلا موقي :ًاعبار</w:t>
       </w:r>
     </w:p>
     <w:p>
@@ -363,7 +377,7 @@
           <w:b w:val="0"/>
           <w:i w:val="0"/>
         </w:rPr>
-        <w:t>خامساً: يلتزم الطرف الثاني بدفع كافة التكاليف المعيشية للطرف الأول ومن يعول بواقع مليون ومائتين ألف ريال لكل سنة لمدة عشر سنوات وأقر الطرف الأول بتنازله عن باقي المبلغ وقدره عشر ملايين للطرف الثاني مكافاة له لما يقوم به من الأعمال الخاصة التي كان ولا يزال يكلفه الطرف الأول بها وبإدارة شؤونه وأملاكه وأعماله وفي المحافظة عليها وتنميتها وزيادة دخلها .</w:t>
+        <w:t>. اهلخد ةدايزو اهتيمنتو اهيلع ةظفاحملا يفو هلامعأو هكالمأو هنوؤش ةرادإبو اهب لوألا فرطلا هفلكي لازي الو ناك يتلا ةصاخلا لامعألا نم هب موقي امل هل ةافاكم يناثلا فرطلل نييالم رشع هردقو غلبملا يقاب نع هلزانتب لوألا فرطلا رقأو تاونس رشع ةدمل ةنس لكل لاير فلأ نيتئامو نويلم عقاوب لوعي نمو لوألا فرطلل ةيشيعملا فيلاكتلا ةفاك عفدب يناثلا فرطلا مزتلي :ًاسماخ</w:t>
       </w:r>
     </w:p>
     <w:p>
@@ -428,7 +442,7 @@
           <w:b w:val="0"/>
           <w:i w:val="0"/>
         </w:rPr>
-        <w:t>تاسعاً: يقوم الطرفان بإجراء ونقل كامل الحصص المشاره من ملكية الطرف الأول إلى ملكية الطرف الثاني واستكمال باقي الإجراءات النظامية لدى وزارة التجارة توثيق ذلك لدى كاتب العدل المختص</w:t>
+        <w:t>صتخملا لدعلا بتاك ىدل كلذ قيثوت ةراجتلا ةرازو ىدل ةيماظنلا تاءارجإلا يقاب لامكتساو يناثلا فرطلا ةيكلم ىلإ لوألا فرطلا ةيكلم نم هراشملا صصحلا لماك لقنو ءارجإب نافرطلا موقي :ًاعسات</w:t>
       </w:r>
     </w:p>
     <w:p>
@@ -454,7 +468,7 @@
           <w:b w:val="0"/>
           <w:i w:val="0"/>
         </w:rPr>
-        <w:t>والله خير الشاهدين ؛؛؛؛؛</w:t>
+        <w:t>؛؛؛؛؛ نيدهاشلا ريخ هللاو</w:t>
       </w:r>
     </w:p>
     <w:p>
@@ -467,7 +481,7 @@
           <w:b w:val="0"/>
           <w:i w:val="0"/>
         </w:rPr>
-        <w:t>الطرف الأول</w:t>
+        <w:t>لوألا فرطلا</w:t>
       </w:r>
     </w:p>
     <w:p>
@@ -480,7 +494,7 @@
           <w:b w:val="0"/>
           <w:i w:val="0"/>
         </w:rPr>
-        <w:t>الطرق</w:t>
+        <w:t>قرطلا</w:t>
       </w:r>
     </w:p>
     <w:p>
@@ -493,7 +507,7 @@
           <w:b w:val="0"/>
           <w:i w:val="0"/>
         </w:rPr>
-        <w:t>ف الثاني</w:t>
+        <w:t>يناثلا ف</w:t>
       </w:r>
     </w:p>
     <w:p>
@@ -571,7 +585,7 @@
           <w:b w:val="0"/>
           <w:i w:val="0"/>
         </w:rPr>
-        <w:t>التهمي</w:t>
+        <w:t>يمهتلا</w:t>
       </w:r>
     </w:p>
     <w:p>
@@ -597,7 +611,7 @@
           <w:b w:val="0"/>
           <w:i w:val="0"/>
         </w:rPr>
-        <w:t>القثامي</w:t>
+        <w:t>يماثقلا</w:t>
       </w:r>
     </w:p>
     <w:p>
@@ -610,7 +624,7 @@
           <w:b w:val="0"/>
           <w:i w:val="0"/>
         </w:rPr>
-        <w:t>الوصابي</w:t>
+        <w:t>يباصولا</w:t>
       </w:r>
     </w:p>
     <w:p>

--- a/zaini_case_audit_output/outputs/word/documents/187_عقد البيع 1431-9-20 حصص الشيخ احمد زيني رحمه الله في شركة احمد زيني التجارية الى.docx
+++ b/zaini_case_audit_output/outputs/word/documents/187_عقد البيع 1431-9-20 حصص الشيخ احمد زيني رحمه الله في شركة احمد زيني التجارية الى.docx
@@ -286,7 +286,7 @@
           <w:b w:val="0"/>
           <w:i w:val="0"/>
         </w:rPr>
-        <w:t>ىلع ةربتعملا ةيلهألا لماكب امهو نافرطلا قفتا دقف جراخلاو لخادلا يف اهتاقالعو ةكرشلا هذه ىلع ًاظافحو ديهمتلا يف اهيلإ راشملا لامعألا نم يناثلا فرطلا هب موقي املو تاكرشلل ًاماع ريدمو كيرش هتفصب هتاقحتسم ملتسي ملو اهيلإ راشملا تاونسلا ةليط هلباقي امو كلذ ريظن ىضاقتي مل يناثلا فرطلا نأ ثيحو</w:t>
+        <w:t>وحيث أن الطرف الثاني لم يتقاضى نظير ذلك وما يقابله طيلة السنوات المشار إليها ولم يستلم مستحقاته بصفته شريك ومدير عاماً للشركات ولما يقوم به الطرف الثاني من الأعمال المشار إليها في التمهيد وحفاظاً على هذه الشركة وعلاقاتها في الداخل والخارج فقد اتفق الطرفان وهما بكامل الأهلية المعتبرة على</w:t>
       </w:r>
     </w:p>
     <w:p>

--- a/zaini_case_audit_output/outputs/word/documents/187_عقد البيع 1431-9-20 حصص الشيخ احمد زيني رحمه الله في شركة احمد زيني التجارية الى.docx
+++ b/zaini_case_audit_output/outputs/word/documents/187_عقد البيع 1431-9-20 حصص الشيخ احمد زيني رحمه الله في شركة احمد زيني التجارية الى.docx
@@ -130,7 +130,7 @@
           <w:b w:val="0"/>
           <w:i w:val="0"/>
         </w:rPr>
-        <w:t>ينيز دمحأ هماسأ / يناثلا فرطلا</w:t>
+        <w:t>الطرف الثاني / أسامه أحمد زيني</w:t>
       </w:r>
     </w:p>
     <w:p>
@@ -221,7 +221,7 @@
           <w:b w:val="0"/>
           <w:i w:val="0"/>
         </w:rPr>
-        <w:t>. لماكلاب لوألا فرطلل صاخلا نكسلا ىلع فارشإلاو هليومت ىلع فارشإلاو ةلئاعلل ينكسلا عمجملا ءاشنإ -1- : يف ةلثمتملاو لوألا فرطلا اهب ةفلك ةصاخ لامعأب يناثلا فرطلا ماق : اثلاث</w:t>
+        <w:t>ثالثا : قام الطرف الثاني بأعمال خاصة كلفة بها الطرف الأول والمتمثلة في : -1- إنشاء المجمع السكني للعائلة والإشراف على تمويله والإشراف على السكن الخاص للطرف الأول بالكامل .</w:t>
       </w:r>
     </w:p>
     <w:p>
@@ -234,7 +234,7 @@
           <w:b w:val="0"/>
           <w:i w:val="0"/>
         </w:rPr>
-        <w:t>اهصوصخب رشابم فيلكت يأو ةرسألا تاجايتحا عيمج ىلع رشابملا فارشإ . اهنع جتانلا ليصحتو اهيلع فارشإلاو ةيلاملا ةظفاحملا ةرادإ 2-</w:t>
+        <w:t>2- إدارة المحافظة المالية والإشراف عليها وتحصيل الناتج عنها . إشراف المباشر على جميع احتياجات الأسرة وأي تكليف مباشر بخصوصها</w:t>
       </w:r>
     </w:p>
     <w:p>
@@ -260,7 +260,7 @@
           <w:b w:val="0"/>
           <w:i w:val="0"/>
         </w:rPr>
-        <w:t>تاكرشلا وأ كونبلا يف ةيرامثتسالا ةظفاحملا ةرادإ 6 . تادقاعتو تارامثتسا يف ةلوخدم تاكرش سيسأت -5- . تاكراشملا وأ تامهاسملا ءاوس ةيراقعلا عيراشملا ىلع رشابملا فارشإلا 4</w:t>
+        <w:t>4 الإشراف المباشر على المشاريع العقارية سواء المساهمات أو المشاركات . -5- تأسيس شركات مدخولة في استثمارات وتعاقدات . 6 إدارة المحافظة الاستثمارية في البنوك أو الشركات</w:t>
       </w:r>
     </w:p>
     <w:p>
@@ -338,7 +338,7 @@
           <w:b w:val="0"/>
           <w:i w:val="0"/>
         </w:rPr>
-        <w:t>نويلم نوعبسو هينامث يلامجإلا غلبملا نوكيو ةنس لكل لاير فلأ ةئامتسو نينويلم عقاوب ًاماع نيثالثلا لالخ يناثلا فرطلا ةرجأ باستحاب لوألا فرطلا رقي :ًاثلاث</w:t>
+        <w:t>ثالثاً: يقر الطرف الأول باحتساب أجرة الطرف الثاني خلال الثلاثين عاماً بواقع مليونين وستمائة ألف ريال لكل سنة ويكون المبلغ الإجمالي ثمانيه وسبعون مليون</w:t>
       </w:r>
     </w:p>
     <w:p>
@@ -364,7 +364,7 @@
           <w:b w:val="0"/>
           <w:i w:val="0"/>
         </w:rPr>
-        <w:t>.ةيرجه ةنس لك ةيادب عفدت ةنس لكل لاير نينويلم عقاوب تاونس رشع ةدمل طاسقألا ةقيرط ىلع يقبتملا غلبملا ديدستب يناثلا فرطلا موقي :ًاعبار</w:t>
+        <w:t>رابعاً: يقوم الطرف الثاني بتسديد المبلغ المتبقي على طريقة الأقساط لمدة عشر سنوات بواقع مليونين ريال لكل سنة تدفع بداية كل سنة هجرية.</w:t>
       </w:r>
     </w:p>
     <w:p>
@@ -377,7 +377,7 @@
           <w:b w:val="0"/>
           <w:i w:val="0"/>
         </w:rPr>
-        <w:t>. اهلخد ةدايزو اهتيمنتو اهيلع ةظفاحملا يفو هلامعأو هكالمأو هنوؤش ةرادإبو اهب لوألا فرطلا هفلكي لازي الو ناك يتلا ةصاخلا لامعألا نم هب موقي امل هل ةافاكم يناثلا فرطلل نييالم رشع هردقو غلبملا يقاب نع هلزانتب لوألا فرطلا رقأو تاونس رشع ةدمل ةنس لكل لاير فلأ نيتئامو نويلم عقاوب لوعي نمو لوألا فرطلل ةيشيعملا فيلاكتلا ةفاك عفدب يناثلا فرطلا مزتلي :ًاسماخ</w:t>
+        <w:t>خامساً: يلتزم الطرف الثاني بدفع كافة التكاليف المعيشية للطرف الأول ومن يعول بواقع مليون ومائتين ألف ريال لكل سنة لمدة عشر سنوات وأقر الطرف الأول بتنازله عن باقي المبلغ وقدره عشر ملايين للطرف الثاني مكافاة له لما يقوم به من الأعمال الخاصة التي كان ولا يزال يكلفه الطرف الأول بها وبإدارة شؤونه وأملاكه وأعماله وفي المحافظة عليها وتنميتها وزيادة دخلها .</w:t>
       </w:r>
     </w:p>
     <w:p>
@@ -442,7 +442,7 @@
           <w:b w:val="0"/>
           <w:i w:val="0"/>
         </w:rPr>
-        <w:t>صتخملا لدعلا بتاك ىدل كلذ قيثوت ةراجتلا ةرازو ىدل ةيماظنلا تاءارجإلا يقاب لامكتساو يناثلا فرطلا ةيكلم ىلإ لوألا فرطلا ةيكلم نم هراشملا صصحلا لماك لقنو ءارجإب نافرطلا موقي :ًاعسات</w:t>
+        <w:t>تاسعاً: يقوم الطرفان بإجراء ونقل كامل الحصص المشاره من ملكية الطرف الأول إلى ملكية الطرف الثاني واستكمال باقي الإجراءات النظامية لدى وزارة التجارة توثيق ذلك لدى كاتب العدل المختص</w:t>
       </w:r>
     </w:p>
     <w:p>
@@ -468,7 +468,7 @@
           <w:b w:val="0"/>
           <w:i w:val="0"/>
         </w:rPr>
-        <w:t>؛؛؛؛؛ نيدهاشلا ريخ هللاو</w:t>
+        <w:t>والله خير الشاهدين ؛؛؛؛؛</w:t>
       </w:r>
     </w:p>
     <w:p>
@@ -481,7 +481,7 @@
           <w:b w:val="0"/>
           <w:i w:val="0"/>
         </w:rPr>
-        <w:t>لوألا فرطلا</w:t>
+        <w:t>الطرف الأول</w:t>
       </w:r>
     </w:p>
     <w:p>
@@ -494,7 +494,7 @@
           <w:b w:val="0"/>
           <w:i w:val="0"/>
         </w:rPr>
-        <w:t>قرطلا</w:t>
+        <w:t>الطرق</w:t>
       </w:r>
     </w:p>
     <w:p>
@@ -507,7 +507,7 @@
           <w:b w:val="0"/>
           <w:i w:val="0"/>
         </w:rPr>
-        <w:t>يناثلا ف</w:t>
+        <w:t>ف الثاني</w:t>
       </w:r>
     </w:p>
     <w:p>
@@ -585,7 +585,7 @@
           <w:b w:val="0"/>
           <w:i w:val="0"/>
         </w:rPr>
-        <w:t>يمهتلا</w:t>
+        <w:t>التهمي</w:t>
       </w:r>
     </w:p>
     <w:p>
@@ -611,7 +611,7 @@
           <w:b w:val="0"/>
           <w:i w:val="0"/>
         </w:rPr>
-        <w:t>يماثقلا</w:t>
+        <w:t>القثامي</w:t>
       </w:r>
     </w:p>
     <w:p>
